--- a/template_reference/6-最终版博士学位论文封面.docx
+++ b/template_reference/6-最终版博士学位论文封面.docx
@@ -21,7 +21,7 @@
           <w:lang w:val="en-US" w:eastAsia="zh-CN"/>
         </w:rPr>
         <w:drawing>
-          <wp:anchor distT="0" distB="0" distL="114300" distR="114300" simplePos="0" relativeHeight="251657216" behindDoc="1" locked="0" layoutInCell="1" allowOverlap="1" wp14:anchorId="1F387BC3" wp14:editId="26977DBD">
+          <wp:anchor distT="0" distB="0" distL="114300" distR="114300" simplePos="0" relativeHeight="251657216" behindDoc="1" locked="0" layoutInCell="1" allowOverlap="1" wp14:anchorId="40863D9C" wp14:editId="5DBA5B6E">
             <wp:simplePos x="0" y="0"/>
             <wp:positionH relativeFrom="column">
               <wp:posOffset>2514600</wp:posOffset>
@@ -46,7 +46,7 @@
                     </pic:cNvPicPr>
                   </pic:nvPicPr>
                   <pic:blipFill>
-                    <a:blip r:embed="rId6" cstate="print">
+                    <a:blip r:embed="rId4" cstate="print">
                       <a:extLst>
                         <a:ext uri="{28A0092B-C50C-407E-A947-70E740481C1C}">
                           <a14:useLocalDpi xmlns:a14="http://schemas.microsoft.com/office/drawing/2010/main" val="0"/>
@@ -104,7 +104,7 @@
           <w:lang w:val="en-US" w:eastAsia="zh-CN"/>
         </w:rPr>
         <w:drawing>
-          <wp:anchor distT="0" distB="0" distL="114300" distR="114300" simplePos="0" relativeHeight="251658240" behindDoc="0" locked="0" layoutInCell="1" allowOverlap="1" wp14:anchorId="54F0B697" wp14:editId="57CB2000">
+          <wp:anchor distT="0" distB="0" distL="114300" distR="114300" simplePos="0" relativeHeight="251658240" behindDoc="0" locked="0" layoutInCell="1" allowOverlap="1" wp14:anchorId="78F66DB3" wp14:editId="70613EFD">
             <wp:simplePos x="0" y="0"/>
             <wp:positionH relativeFrom="column">
               <wp:posOffset>1143000</wp:posOffset>
@@ -129,7 +129,7 @@
                     </pic:cNvPicPr>
                   </pic:nvPicPr>
                   <pic:blipFill>
-                    <a:blip r:embed="rId7" cstate="print">
+                    <a:blip r:embed="rId5" cstate="print">
                       <a:extLst>
                         <a:ext uri="{28A0092B-C50C-407E-A947-70E740481C1C}">
                           <a14:useLocalDpi xmlns:a14="http://schemas.microsoft.com/office/drawing/2010/main" val="0"/>
@@ -673,6 +673,7 @@
     </w:p>
     <w:p>
       <w:pPr>
+        <w:jc w:val="center"/>
         <w:rPr>
           <w:rFonts w:ascii="华文中宋" w:eastAsia="华文中宋" w:hAnsi="华文中宋" w:hint="eastAsia"/>
           <w:spacing w:val="18"/>
@@ -687,7 +688,7 @@
           <w:sz w:val="32"/>
           <w:szCs w:val="32"/>
         </w:rPr>
-        <w:t xml:space="preserve">                   </w:t>
+        <w:t>2026</w:t>
       </w:r>
       <w:r>
         <w:rPr>
@@ -696,16 +697,7 @@
           <w:sz w:val="32"/>
           <w:szCs w:val="32"/>
         </w:rPr>
-        <w:t>2016</w:t>
-      </w:r>
-      <w:r>
-        <w:rPr>
-          <w:rFonts w:ascii="华文中宋" w:eastAsia="华文中宋" w:hAnsi="华文中宋" w:hint="eastAsia"/>
-          <w:spacing w:val="18"/>
-          <w:sz w:val="32"/>
-          <w:szCs w:val="32"/>
-        </w:rPr>
-        <w:t xml:space="preserve">年    </w:t>
+        <w:t>年</w:t>
       </w:r>
       <w:r>
         <w:rPr>
@@ -734,44 +726,6 @@
     </w:sectPr>
   </w:body>
 </w:document>
-</file>
-
-<file path=word/endnotes.xml><?xml version="1.0" encoding="utf-8"?>
-<w:endnotes xmlns:wpc="http://schemas.microsoft.com/office/word/2010/wordprocessingCanvas" xmlns:cx="http://schemas.microsoft.com/office/drawing/2014/chartex" xmlns:cx1="http://schemas.microsoft.com/office/drawing/2015/9/8/chartex" xmlns:cx2="http://schemas.microsoft.com/office/drawing/2015/10/21/chartex" xmlns:cx3="http://schemas.microsoft.com/office/drawing/2016/5/9/chartex" xmlns:cx4="http://schemas.microsoft.com/office/drawing/2016/5/10/chartex" xmlns:cx5="http://schemas.microsoft.com/office/drawing/2016/5/11/chartex" xmlns:cx6="http://schemas.microsoft.com/office/drawing/2016/5/12/chartex" xmlns:cx7="http://schemas.microsoft.com/office/drawing/2016/5/13/chartex" xmlns:cx8="http://schemas.microsoft.com/office/drawing/2016/5/14/chartex" xmlns:mc="http://schemas.openxmlformats.org/markup-compatibility/2006" xmlns:aink="http://schemas.microsoft.com/office/drawing/2016/ink" xmlns:am3d="http://schemas.microsoft.com/office/drawing/2017/model3d" xmlns:o="urn:schemas-microsoft-com:office:office" xmlns:oel="http://schemas.microsoft.com/office/2019/extlst" xmlns:r="http://schemas.openxmlformats.org/officeDocument/2006/relationships" xmlns:m="http://schemas.openxmlformats.org/officeDocument/2006/math" xmlns:v="urn:schemas-microsoft-com:vml" xmlns:wp14="http://schemas.microsoft.com/office/word/2010/wordprocessingDrawing" xmlns:wp="http://schemas.openxmlformats.org/drawingml/2006/wordprocessingDrawing" xmlns:w10="urn:schemas-microsoft-com:office:word" xmlns:w="http://schemas.openxmlformats.org/wordprocessingml/2006/main" xmlns:w14="http://schemas.microsoft.com/office/word/2010/wordml" xmlns:w15="http://schemas.microsoft.com/office/word/2012/wordml" xmlns:w16cex="http://schemas.microsoft.com/office/word/2018/wordml/cex" xmlns:w16cid="http://schemas.microsoft.com/office/word/2016/wordml/cid" xmlns:w16="http://schemas.microsoft.com/office/word/2018/wordml" xmlns:w16du="http://schemas.microsoft.com/office/word/2023/wordml/word16du" xmlns:w16sdtdh="http://schemas.microsoft.com/office/word/2020/wordml/sdtdatahash" xmlns:w16sdtfl="http://schemas.microsoft.com/office/word/2024/wordml/sdtformatlock" xmlns:w16se="http://schemas.microsoft.com/office/word/2015/wordml/symex" xmlns:wpg="http://schemas.microsoft.com/office/word/2010/wordprocessingGroup" xmlns:wpi="http://schemas.microsoft.com/office/word/2010/wordprocessingInk" xmlns:wne="http://schemas.microsoft.com/office/word/2006/wordml" xmlns:wps="http://schemas.microsoft.com/office/word/2010/wordprocessingShape" mc:Ignorable="w14 w15 w16se w16cid w16 w16cex w16sdtdh w16sdtfl w16du wp14">
-  <w:endnote w:type="separator" w:id="-1">
-    <w:p>
-      <w:r>
-        <w:separator/>
-      </w:r>
-    </w:p>
-  </w:endnote>
-  <w:endnote w:type="continuationSeparator" w:id="0">
-    <w:p>
-      <w:r>
-        <w:continuationSeparator/>
-      </w:r>
-    </w:p>
-  </w:endnote>
-</w:endnotes>
-</file>
-
-<file path=word/footnotes.xml><?xml version="1.0" encoding="utf-8"?>
-<w:footnotes xmlns:wpc="http://schemas.microsoft.com/office/word/2010/wordprocessingCanvas" xmlns:cx="http://schemas.microsoft.com/office/drawing/2014/chartex" xmlns:cx1="http://schemas.microsoft.com/office/drawing/2015/9/8/chartex" xmlns:cx2="http://schemas.microsoft.com/office/drawing/2015/10/21/chartex" xmlns:cx3="http://schemas.microsoft.com/office/drawing/2016/5/9/chartex" xmlns:cx4="http://schemas.microsoft.com/office/drawing/2016/5/10/chartex" xmlns:cx5="http://schemas.microsoft.com/office/drawing/2016/5/11/chartex" xmlns:cx6="http://schemas.microsoft.com/office/drawing/2016/5/12/chartex" xmlns:cx7="http://schemas.microsoft.com/office/drawing/2016/5/13/chartex" xmlns:cx8="http://schemas.microsoft.com/office/drawing/2016/5/14/chartex" xmlns:mc="http://schemas.openxmlformats.org/markup-compatibility/2006" xmlns:aink="http://schemas.microsoft.com/office/drawing/2016/ink" xmlns:am3d="http://schemas.microsoft.com/office/drawing/2017/model3d" xmlns:o="urn:schemas-microsoft-com:office:office" xmlns:oel="http://schemas.microsoft.com/office/2019/extlst" xmlns:r="http://schemas.openxmlformats.org/officeDocument/2006/relationships" xmlns:m="http://schemas.openxmlformats.org/officeDocument/2006/math" xmlns:v="urn:schemas-microsoft-com:vml" xmlns:wp14="http://schemas.microsoft.com/office/word/2010/wordprocessingDrawing" xmlns:wp="http://schemas.openxmlformats.org/drawingml/2006/wordprocessingDrawing" xmlns:w10="urn:schemas-microsoft-com:office:word" xmlns:w="http://schemas.openxmlformats.org/wordprocessingml/2006/main" xmlns:w14="http://schemas.microsoft.com/office/word/2010/wordml" xmlns:w15="http://schemas.microsoft.com/office/word/2012/wordml" xmlns:w16cex="http://schemas.microsoft.com/office/word/2018/wordml/cex" xmlns:w16cid="http://schemas.microsoft.com/office/word/2016/wordml/cid" xmlns:w16="http://schemas.microsoft.com/office/word/2018/wordml" xmlns:w16du="http://schemas.microsoft.com/office/word/2023/wordml/word16du" xmlns:w16sdtdh="http://schemas.microsoft.com/office/word/2020/wordml/sdtdatahash" xmlns:w16sdtfl="http://schemas.microsoft.com/office/word/2024/wordml/sdtformatlock" xmlns:w16se="http://schemas.microsoft.com/office/word/2015/wordml/symex" xmlns:wpg="http://schemas.microsoft.com/office/word/2010/wordprocessingGroup" xmlns:wpi="http://schemas.microsoft.com/office/word/2010/wordprocessingInk" xmlns:wne="http://schemas.microsoft.com/office/word/2006/wordml" xmlns:wps="http://schemas.microsoft.com/office/word/2010/wordprocessingShape" mc:Ignorable="w14 w15 w16se w16cid w16 w16cex w16sdtdh w16sdtfl w16du wp14">
-  <w:footnote w:type="separator" w:id="-1">
-    <w:p>
-      <w:r>
-        <w:separator/>
-      </w:r>
-    </w:p>
-  </w:footnote>
-  <w:footnote w:type="continuationSeparator" w:id="0">
-    <w:p>
-      <w:r>
-        <w:continuationSeparator/>
-      </w:r>
-    </w:p>
-  </w:footnote>
-</w:footnotes>
 </file>
 
 <file path=word/styles.xml><?xml version="1.0" encoding="utf-8"?>
@@ -1093,64 +1047,6 @@
       </w:tblBorders>
     </w:tblPr>
   </w:style>
-  <w:style w:type="paragraph" w:styleId="a5">
-    <w:name w:val="header"/>
-    <w:basedOn w:val="a"/>
-    <w:link w:val="a6"/>
-    <w:rsid w:val="00D96ABF"/>
-    <w:pPr>
-      <w:tabs>
-        <w:tab w:val="center" w:pos="4153"/>
-        <w:tab w:val="right" w:pos="8306"/>
-      </w:tabs>
-      <w:snapToGrid w:val="0"/>
-      <w:jc w:val="center"/>
-    </w:pPr>
-    <w:rPr>
-      <w:sz w:val="18"/>
-      <w:szCs w:val="18"/>
-    </w:rPr>
-  </w:style>
-  <w:style w:type="character" w:customStyle="1" w:styleId="a6">
-    <w:name w:val="页眉 字符"/>
-    <w:basedOn w:val="a0"/>
-    <w:link w:val="a5"/>
-    <w:rsid w:val="00D96ABF"/>
-    <w:rPr>
-      <w:kern w:val="2"/>
-      <w:sz w:val="18"/>
-      <w:szCs w:val="18"/>
-    </w:rPr>
-  </w:style>
-  <w:style w:type="paragraph" w:styleId="a7">
-    <w:name w:val="footer"/>
-    <w:basedOn w:val="a"/>
-    <w:link w:val="a8"/>
-    <w:rsid w:val="00D96ABF"/>
-    <w:pPr>
-      <w:tabs>
-        <w:tab w:val="center" w:pos="4153"/>
-        <w:tab w:val="right" w:pos="8306"/>
-      </w:tabs>
-      <w:snapToGrid w:val="0"/>
-      <w:jc w:val="left"/>
-    </w:pPr>
-    <w:rPr>
-      <w:sz w:val="18"/>
-      <w:szCs w:val="18"/>
-    </w:rPr>
-  </w:style>
-  <w:style w:type="character" w:customStyle="1" w:styleId="a8">
-    <w:name w:val="页脚 字符"/>
-    <w:basedOn w:val="a0"/>
-    <w:link w:val="a7"/>
-    <w:rsid w:val="00D96ABF"/>
-    <w:rPr>
-      <w:kern w:val="2"/>
-      <w:sz w:val="18"/>
-      <w:szCs w:val="18"/>
-    </w:rPr>
-  </w:style>
 </w:styles>
 </file>
 
